--- a/app/services/templates/report_mr.docx
+++ b/app/services/templates/report_mr.docx
@@ -1412,90 +1412,6 @@
           </w:tblGrid>
         </w:tblGridChange>
       </w:tblGrid>
-      <w:tr>
-        <w:trPr>
-          <w:cantSplit w:val="0"/>
-          <w:tblHeader w:val="0"/>
-        </w:trPr>
-        <w:tc>
-          <w:tcPr>
-            <w:tcBorders>
-              <w:top w:color="e4d8cb" w:space="0" w:sz="4" w:val="single"/>
-              <w:left w:color="e4d8cb" w:space="0" w:sz="4" w:val="single"/>
-              <w:bottom w:color="e4d8cb" w:space="0" w:sz="4" w:val="single"/>
-              <w:right w:color="e4d8cb" w:space="0" w:sz="4" w:val="single"/>
-            </w:tcBorders>
-            <w:shd w:fill="5b3a22" w:val="clear"/>
-            <w:tcMar>
-              <w:top w:w="80.0" w:type="dxa"/>
-              <w:left w:w="120.0" w:type="dxa"/>
-              <w:bottom w:w="80.0" w:type="dxa"/>
-              <w:right w:w="120.0" w:type="dxa"/>
-            </w:tcMar>
-            <w:vAlign w:val="top"/>
-          </w:tcPr>
-          <w:p>
-            <w:pPr>
-              <w:spacing w:after="60" w:lineRule="auto"/>
-              <w:rPr/>
-              <w:jc w:val="left"/>
-            </w:pPr>
-            <w:r>
-              <w:rPr>
-                <w:b w:val="1"/>
-                <w:bCs w:val="1"/>
-                <w:color w:val="ffffff"/>
-                <w:rtl w:val="0"/>
-              </w:rPr>
-              <w:t xml:space="preserve">Room / Direction</w:t>
-            </w:r>
-            <w:r>
-              <w:rPr>
-                <w:rtl w:val="0"/>
-              </w:rPr>
-            </w:r>
-          </w:p>
-        </w:tc>
-        <w:tc>
-          <w:tcPr>
-            <w:tcBorders>
-              <w:top w:color="e4d8cb" w:space="0" w:sz="4" w:val="single"/>
-              <w:left w:color="e4d8cb" w:space="0" w:sz="4" w:val="single"/>
-              <w:bottom w:color="e4d8cb" w:space="0" w:sz="4" w:val="single"/>
-              <w:right w:color="e4d8cb" w:space="0" w:sz="4" w:val="single"/>
-            </w:tcBorders>
-            <w:shd w:fill="5b3a22" w:val="clear"/>
-            <w:tcMar>
-              <w:top w:w="80.0" w:type="dxa"/>
-              <w:left w:w="120.0" w:type="dxa"/>
-              <w:bottom w:w="80.0" w:type="dxa"/>
-              <w:right w:w="120.0" w:type="dxa"/>
-            </w:tcMar>
-            <w:vAlign w:val="top"/>
-          </w:tcPr>
-          <w:p>
-            <w:pPr>
-              <w:spacing w:after="60" w:lineRule="auto"/>
-              <w:rPr/>
-              <w:jc w:val="left"/>
-            </w:pPr>
-            <w:r>
-              <w:rPr>
-                <w:b w:val="1"/>
-                <w:bCs w:val="1"/>
-                <w:color w:val="ffffff"/>
-                <w:rtl w:val="0"/>
-              </w:rPr>
-              <w:t xml:space="preserve">Room / Direction</w:t>
-            </w:r>
-            <w:r>
-              <w:rPr>
-                <w:rtl w:val="0"/>
-              </w:rPr>
-            </w:r>
-          </w:p>
-        </w:tc>
-      </w:tr>
       <w:tr>
         <w:trPr>
           <w:cantSplit w:val="0"/>
